--- a/Brainstable.Applications/templates/patent_template.docx
+++ b/Brainstable.Applications/templates/patent_template.docx
@@ -4,123 +4,349 @@
   <w:body>
     <w:p>
       <w:pPr>
-        <w:rPr>
-          <w:sz w:val="20"/>
-          <w:szCs w:val="20"/>
-        </w:rPr>
-      </w:pPr>
-    </w:p>
-    <w:p>
-      <w:pPr>
-        <w:rPr>
-          <w:sz w:val="20"/>
-          <w:szCs w:val="20"/>
-        </w:rPr>
-      </w:pPr>
-    </w:p>
-    <w:p>
-      <w:pPr>
-        <w:rPr>
-          <w:sz w:val="20"/>
-          <w:szCs w:val="20"/>
-        </w:rPr>
-      </w:pPr>
-    </w:p>
-    <w:p>
-      <w:pPr>
-        <w:rPr>
-          <w:sz w:val="20"/>
-          <w:szCs w:val="20"/>
-        </w:rPr>
-      </w:pPr>
-    </w:p>
-    <w:p>
-      <w:pPr>
-        <w:rPr>
-          <w:sz w:val="20"/>
-          <w:szCs w:val="20"/>
-        </w:rPr>
-      </w:pPr>
-    </w:p>
-    <w:p>
-      <w:pPr>
-        <w:rPr>
-          <w:sz w:val="20"/>
-          <w:szCs w:val="20"/>
-        </w:rPr>
-      </w:pPr>
-    </w:p>
-    <w:p>
-      <w:pPr>
-        <w:rPr>
-          <w:sz w:val="20"/>
-          <w:szCs w:val="20"/>
-        </w:rPr>
-      </w:pPr>
-    </w:p>
-    <w:p>
-      <w:pPr>
-        <w:rPr>
-          <w:sz w:val="20"/>
-          <w:szCs w:val="20"/>
-        </w:rPr>
-      </w:pPr>
-    </w:p>
-    <w:p>
-      <w:pPr>
-        <w:rPr>
-          <w:sz w:val="20"/>
-          <w:szCs w:val="20"/>
-        </w:rPr>
-      </w:pPr>
-    </w:p>
-    <w:p>
-      <w:pPr>
-        <w:rPr>
-          <w:sz w:val="20"/>
-          <w:szCs w:val="20"/>
-        </w:rPr>
-      </w:pPr>
-    </w:p>
-    <w:p>
-      <w:pPr>
-        <w:rPr>
-          <w:sz w:val="20"/>
-          <w:szCs w:val="20"/>
-        </w:rPr>
-      </w:pPr>
-    </w:p>
-    <w:p>
-      <w:pPr>
-        <w:rPr>
-          <w:sz w:val="20"/>
-          <w:szCs w:val="20"/>
-        </w:rPr>
-      </w:pPr>
-    </w:p>
-    <w:p>
-      <w:pPr>
-        <w:rPr>
-          <w:sz w:val="20"/>
-          <w:szCs w:val="20"/>
-        </w:rPr>
-      </w:pPr>
-    </w:p>
-    <w:p>
-      <w:pPr>
-        <w:rPr>
-          <w:sz w:val="20"/>
-          <w:szCs w:val="20"/>
-        </w:rPr>
-      </w:pPr>
-    </w:p>
-    <w:p>
-      <w:pPr>
-        <w:rPr>
-          <w:sz w:val="32"/>
-          <w:szCs w:val="32"/>
-        </w:rPr>
-      </w:pPr>
+        <w:spacing w:before="64" w:line="276" w:lineRule="auto"/>
+        <w:ind w:left="301" w:right="109"/>
+        <w:jc w:val="center"/>
+        <w:rPr>
+          <w:b/>
+          <w:bCs/>
+          <w:sz w:val="32"/>
+          <w:szCs w:val="32"/>
+        </w:rPr>
+      </w:pPr>
+      <w:r>
+        <w:rPr>
+          <w:b/>
+          <w:bCs/>
+          <w:sz w:val="32"/>
+          <w:szCs w:val="32"/>
+        </w:rPr>
+        <w:t>Министерство</w:t>
+      </w:r>
+      <w:r>
+        <w:rPr>
+          <w:b/>
+          <w:bCs/>
+          <w:spacing w:val="-20"/>
+          <w:sz w:val="32"/>
+          <w:szCs w:val="32"/>
+        </w:rPr>
+        <w:t xml:space="preserve"> </w:t>
+      </w:r>
+      <w:r>
+        <w:rPr>
+          <w:b/>
+          <w:bCs/>
+          <w:sz w:val="32"/>
+          <w:szCs w:val="32"/>
+        </w:rPr>
+        <w:t>сельского</w:t>
+      </w:r>
+      <w:r>
+        <w:rPr>
+          <w:b/>
+          <w:bCs/>
+          <w:spacing w:val="-20"/>
+          <w:sz w:val="32"/>
+          <w:szCs w:val="32"/>
+        </w:rPr>
+        <w:t xml:space="preserve"> </w:t>
+      </w:r>
+      <w:r>
+        <w:rPr>
+          <w:b/>
+          <w:bCs/>
+          <w:sz w:val="32"/>
+          <w:szCs w:val="32"/>
+        </w:rPr>
+        <w:t>хозяйства</w:t>
+      </w:r>
+      <w:r>
+        <w:rPr>
+          <w:b/>
+          <w:bCs/>
+          <w:spacing w:val="-20"/>
+          <w:sz w:val="32"/>
+          <w:szCs w:val="32"/>
+        </w:rPr>
+        <w:t xml:space="preserve"> </w:t>
+      </w:r>
+      <w:r>
+        <w:rPr>
+          <w:b/>
+          <w:bCs/>
+          <w:sz w:val="32"/>
+          <w:szCs w:val="32"/>
+        </w:rPr>
+        <w:t>Российской</w:t>
+      </w:r>
+      <w:r>
+        <w:rPr>
+          <w:b/>
+          <w:bCs/>
+          <w:spacing w:val="-20"/>
+          <w:sz w:val="32"/>
+          <w:szCs w:val="32"/>
+        </w:rPr>
+        <w:t xml:space="preserve"> </w:t>
+      </w:r>
+      <w:r>
+        <w:rPr>
+          <w:b/>
+          <w:bCs/>
+          <w:sz w:val="32"/>
+          <w:szCs w:val="32"/>
+        </w:rPr>
+        <w:t>Федерации Федеральное государственное бюджетное учреждение</w:t>
+      </w:r>
+    </w:p>
+    <w:p>
+      <w:pPr>
+        <w:spacing w:before="1" w:line="244" w:lineRule="auto"/>
+        <w:ind w:left="771" w:right="587" w:firstLine="11"/>
+        <w:jc w:val="center"/>
+        <w:rPr>
+          <w:b/>
+          <w:bCs/>
+          <w:sz w:val="32"/>
+          <w:szCs w:val="32"/>
+        </w:rPr>
+      </w:pPr>
+      <w:r>
+        <w:rPr>
+          <w:b/>
+          <w:bCs/>
+          <w:sz w:val="32"/>
+          <w:szCs w:val="32"/>
+        </w:rPr>
+        <w:t>«Государственная</w:t>
+      </w:r>
+      <w:r>
+        <w:rPr>
+          <w:b/>
+          <w:bCs/>
+          <w:spacing w:val="-12"/>
+          <w:sz w:val="32"/>
+          <w:szCs w:val="32"/>
+        </w:rPr>
+        <w:t xml:space="preserve"> </w:t>
+      </w:r>
+      <w:r>
+        <w:rPr>
+          <w:b/>
+          <w:bCs/>
+          <w:sz w:val="32"/>
+          <w:szCs w:val="32"/>
+        </w:rPr>
+        <w:t>комиссия</w:t>
+      </w:r>
+      <w:r>
+        <w:rPr>
+          <w:b/>
+          <w:bCs/>
+          <w:spacing w:val="-12"/>
+          <w:sz w:val="32"/>
+          <w:szCs w:val="32"/>
+        </w:rPr>
+        <w:t xml:space="preserve"> </w:t>
+      </w:r>
+      <w:r>
+        <w:rPr>
+          <w:b/>
+          <w:bCs/>
+          <w:sz w:val="32"/>
+          <w:szCs w:val="32"/>
+        </w:rPr>
+        <w:t>Российской</w:t>
+      </w:r>
+      <w:r>
+        <w:rPr>
+          <w:b/>
+          <w:bCs/>
+          <w:spacing w:val="-12"/>
+          <w:sz w:val="32"/>
+          <w:szCs w:val="32"/>
+        </w:rPr>
+        <w:t xml:space="preserve"> </w:t>
+      </w:r>
+      <w:r>
+        <w:rPr>
+          <w:b/>
+          <w:bCs/>
+          <w:sz w:val="32"/>
+          <w:szCs w:val="32"/>
+        </w:rPr>
+        <w:t>Федерации по</w:t>
+      </w:r>
+      <w:r>
+        <w:rPr>
+          <w:b/>
+          <w:bCs/>
+          <w:spacing w:val="-12"/>
+          <w:sz w:val="32"/>
+          <w:szCs w:val="32"/>
+        </w:rPr>
+        <w:t xml:space="preserve"> </w:t>
+      </w:r>
+      <w:r>
+        <w:rPr>
+          <w:b/>
+          <w:bCs/>
+          <w:sz w:val="32"/>
+          <w:szCs w:val="32"/>
+        </w:rPr>
+        <w:t>испытанию</w:t>
+      </w:r>
+      <w:r>
+        <w:rPr>
+          <w:b/>
+          <w:bCs/>
+          <w:spacing w:val="-12"/>
+          <w:sz w:val="32"/>
+          <w:szCs w:val="32"/>
+        </w:rPr>
+        <w:t xml:space="preserve"> </w:t>
+      </w:r>
+      <w:r>
+        <w:rPr>
+          <w:b/>
+          <w:bCs/>
+          <w:sz w:val="32"/>
+          <w:szCs w:val="32"/>
+        </w:rPr>
+        <w:t>и</w:t>
+      </w:r>
+      <w:r>
+        <w:rPr>
+          <w:b/>
+          <w:bCs/>
+          <w:spacing w:val="-12"/>
+          <w:sz w:val="32"/>
+          <w:szCs w:val="32"/>
+        </w:rPr>
+        <w:t xml:space="preserve"> </w:t>
+      </w:r>
+      <w:r>
+        <w:rPr>
+          <w:b/>
+          <w:bCs/>
+          <w:sz w:val="32"/>
+          <w:szCs w:val="32"/>
+        </w:rPr>
+        <w:t>охране</w:t>
+      </w:r>
+      <w:r>
+        <w:rPr>
+          <w:b/>
+          <w:bCs/>
+          <w:spacing w:val="-12"/>
+          <w:sz w:val="32"/>
+          <w:szCs w:val="32"/>
+        </w:rPr>
+        <w:t xml:space="preserve"> </w:t>
+      </w:r>
+      <w:r>
+        <w:rPr>
+          <w:b/>
+          <w:bCs/>
+          <w:sz w:val="32"/>
+          <w:szCs w:val="32"/>
+        </w:rPr>
+        <w:t>селекционных</w:t>
+      </w:r>
+      <w:r>
+        <w:rPr>
+          <w:b/>
+          <w:bCs/>
+          <w:spacing w:val="-12"/>
+          <w:sz w:val="32"/>
+          <w:szCs w:val="32"/>
+        </w:rPr>
+        <w:t xml:space="preserve"> </w:t>
+      </w:r>
+      <w:r>
+        <w:rPr>
+          <w:b/>
+          <w:bCs/>
+          <w:sz w:val="32"/>
+          <w:szCs w:val="32"/>
+        </w:rPr>
+        <w:t>достижений»</w:t>
+      </w:r>
+    </w:p>
+    <w:p>
+      <w:pPr>
+        <w:spacing w:before="126"/>
+        <w:rPr>
+          <w:b/>
+          <w:bCs/>
+          <w:sz w:val="32"/>
+          <w:szCs w:val="32"/>
+        </w:rPr>
+      </w:pPr>
+    </w:p>
+    <w:p>
+      <w:pPr>
+        <w:ind w:left="207"/>
+        <w:jc w:val="center"/>
+        <w:rPr>
+          <w:b/>
+          <w:bCs/>
+          <w:sz w:val="56"/>
+          <w:szCs w:val="56"/>
+        </w:rPr>
+      </w:pPr>
+      <w:r>
+        <w:rPr>
+          <w:b/>
+          <w:bCs/>
+          <w:spacing w:val="-2"/>
+          <w:sz w:val="56"/>
+          <w:szCs w:val="56"/>
+        </w:rPr>
+        <w:t>ПАТЕНТ</w:t>
+      </w:r>
+    </w:p>
+    <w:p>
+      <w:pPr>
+        <w:spacing w:before="78"/>
+        <w:ind w:left="207" w:right="8"/>
+        <w:jc w:val="center"/>
+        <w:rPr>
+          <w:b/>
+          <w:sz w:val="28"/>
+        </w:rPr>
+      </w:pPr>
+      <w:r>
+        <w:rPr>
+          <w:b/>
+          <w:sz w:val="28"/>
+        </w:rPr>
+        <w:t>НА</w:t>
+      </w:r>
+      <w:r>
+        <w:rPr>
+          <w:b/>
+          <w:spacing w:val="-3"/>
+          <w:sz w:val="28"/>
+        </w:rPr>
+        <w:t xml:space="preserve"> </w:t>
+      </w:r>
+      <w:r>
+        <w:rPr>
+          <w:b/>
+          <w:sz w:val="28"/>
+        </w:rPr>
+        <w:t>СЕЛЕКЦИОННОЕ</w:t>
+      </w:r>
+      <w:r>
+        <w:rPr>
+          <w:b/>
+          <w:spacing w:val="-2"/>
+          <w:sz w:val="28"/>
+        </w:rPr>
+        <w:t xml:space="preserve"> ДОСТИЖЕНИЕ</w:t>
+      </w:r>
     </w:p>
     <w:p>
       <w:pPr>
@@ -140,7 +366,6 @@
         <w:rPr>
           <w:b/>
           <w:sz w:val="36"/>
-          <w:lang w:val="en-US"/>
         </w:rPr>
       </w:pPr>
       <w:r>
@@ -148,16 +373,22 @@
           <w:b/>
           <w:spacing w:val="-10"/>
           <w:sz w:val="36"/>
-          <w:lang w:val="en-US"/>
         </w:rPr>
         <w:t>№</w:t>
       </w:r>
       <w:r>
         <w:rPr>
           <w:sz w:val="36"/>
-          <w:lang w:val="en-US"/>
         </w:rPr>
         <w:tab/>
+      </w:r>
+      <w:r>
+        <w:rPr>
+          <w:b/>
+          <w:spacing w:val="-4"/>
+          <w:sz w:val="36"/>
+        </w:rPr>
+        <w:t>[</w:t>
       </w:r>
       <w:r>
         <w:rPr>
@@ -166,7 +397,15 @@
           <w:sz w:val="36"/>
           <w:lang w:val="en-US"/>
         </w:rPr>
-        <w:t>[number]</w:t>
+        <w:t>number</w:t>
+      </w:r>
+      <w:r>
+        <w:rPr>
+          <w:b/>
+          <w:spacing w:val="-4"/>
+          <w:sz w:val="36"/>
+        </w:rPr>
+        <w:t>]</w:t>
       </w:r>
     </w:p>
     <w:p>
@@ -175,7 +414,6 @@
         <w:rPr>
           <w:sz w:val="16"/>
           <w:szCs w:val="16"/>
-          <w:lang w:val="en-US"/>
         </w:rPr>
       </w:pPr>
     </w:p>
@@ -350,7 +588,6 @@
             <w:pPr>
               <w:spacing w:before="80"/>
               <w:ind w:left="277"/>
-              <w:jc w:val="both"/>
               <w:rPr>
                 <w:b/>
                 <w:sz w:val="24"/>
@@ -398,19 +635,7 @@
         <w:t>Автор</w:t>
       </w:r>
       <w:r>
-        <w:rPr>
-          <w:b w:val="0"/>
-          <w:spacing w:val="65"/>
-          <w:lang w:val="en-US"/>
-        </w:rPr>
-        <w:t xml:space="preserve"> </w:t>
-      </w:r>
-      <w:r>
-        <w:rPr>
-          <w:spacing w:val="-10"/>
-          <w:lang w:val="en-US"/>
-        </w:rPr>
-        <w:t>-</w:t>
+        <w:t>ы</w:t>
       </w:r>
     </w:p>
     <w:tbl>
@@ -531,6 +756,7 @@
       </w:r>
       <w:r>
         <w:rPr>
+          <w:b/>
           <w:spacing w:val="16"/>
           <w:sz w:val="24"/>
         </w:rPr>
@@ -580,9 +806,11 @@
       </w:r>
       <w:r>
         <w:rPr>
-          <w:sz w:val="28"/>
-        </w:rPr>
-        <w:tab/>
+          <w:b/>
+          <w:spacing w:val="-2"/>
+          <w:sz w:val="28"/>
+        </w:rPr>
+        <w:t xml:space="preserve"> </w:t>
       </w:r>
       <w:r>
         <w:t>С</w:t>
@@ -812,16 +1040,7 @@
           <w:spacing w:val="-2"/>
           <w:sz w:val="28"/>
         </w:rPr>
-        <w:t>Председатель</w:t>
-      </w:r>
-      <w:r>
-        <w:rPr>
-          <w:b/>
-          <w:i/>
-          <w:spacing w:val="-2"/>
-          <w:sz w:val="28"/>
-        </w:rPr>
-        <w:t xml:space="preserve">                                                     </w:t>
+        <w:t xml:space="preserve">Председатель                                                     </w:t>
       </w:r>
       <w:r>
         <w:rPr>
